--- a/Mebendazole/CMebendazole/CMebendazole.docx
+++ b/Mebendazole/CMebendazole/CMebendazole.docx
@@ -54,7 +54,7 @@
         </w:rPr>
       </w:pPr>
       <w:r>
-        <w:object w:dxaOrig="4500" w:dyaOrig="1531" w14:anchorId="20DBAE90">
+        <w:object w:dxaOrig="4725" w:dyaOrig="1500" w14:anchorId="20DBAE90">
           <v:shapetype id="_x0000_t75" coordsize="21600,21600" o:spt="75" o:preferrelative="t" path="m@4@5l@4@11@9@11@9@5xe" filled="f" stroked="f">
             <v:stroke joinstyle="miter"/>
             <v:formulas>
@@ -74,18 +74,18 @@
             <v:path o:extrusionok="f" gradientshapeok="t" o:connecttype="rect"/>
             <o:lock v:ext="edit" aspectratio="t"/>
           </v:shapetype>
-          <v:shape id="_x0000_i1025" type="#_x0000_t75" style="width:225pt;height:76.5pt" o:ole="">
+          <v:shape id="_x0000_i1028" type="#_x0000_t75" style="width:236.25pt;height:75pt" o:ole="">
             <v:imagedata r:id="rId6" o:title=""/>
           </v:shape>
-          <o:OLEObject Type="Embed" ProgID="ACD.ChemSketch.20" ShapeID="_x0000_i1025" DrawAspect="Content" ObjectID="_1827478719" r:id="rId7"/>
+          <o:OLEObject Type="Embed" ProgID="ACD.ChemSketch.20" ShapeID="_x0000_i1028" DrawAspect="Content" ObjectID="_1852288884" r:id="rId7"/>
         </w:object>
       </w:r>
       <w:r>
-        <w:object w:dxaOrig="4500" w:dyaOrig="1531" w14:anchorId="23DC795E">
-          <v:shape id="_x0000_i1026" type="#_x0000_t75" style="width:225pt;height:76.5pt" o:ole="">
+        <w:object w:dxaOrig="4725" w:dyaOrig="1500" w14:anchorId="69DFDFDE">
+          <v:shape id="_x0000_i1032" type="#_x0000_t75" style="width:236.25pt;height:75pt" o:ole="">
             <v:imagedata r:id="rId8" o:title=""/>
           </v:shape>
-          <o:OLEObject Type="Embed" ProgID="ACD.ChemSketch.20" ShapeID="_x0000_i1026" DrawAspect="Content" ObjectID="_1827478720" r:id="rId9"/>
+          <o:OLEObject Type="Embed" ProgID="ACD.ChemSketch.20" ShapeID="_x0000_i1032" DrawAspect="Content" ObjectID="_1852288885" r:id="rId9"/>
         </w:object>
       </w:r>
     </w:p>
@@ -326,8 +326,16 @@
               <w:rPr>
                 <w:lang w:val="en-US"/>
               </w:rPr>
-              <w:t>Methyl (6-benzoyl-1H-benzimidazol-2-yl)carbamate</w:t>
-            </w:r>
+              <w:t>Methyl (6-benzoyl-1H-benzimidazol-2-</w:t>
+            </w:r>
+            <w:proofErr w:type="gramStart"/>
+            <w:r>
+              <w:rPr>
+                <w:lang w:val="en-US"/>
+              </w:rPr>
+              <w:t>yl)carbamate</w:t>
+            </w:r>
+            <w:proofErr w:type="gramEnd"/>
           </w:p>
         </w:tc>
       </w:tr>
@@ -350,8 +358,16 @@
               <w:rPr>
                 <w:lang w:val="en-US"/>
               </w:rPr>
-              <w:t>CSD Refcodes</w:t>
-            </w:r>
+              <w:t xml:space="preserve">CSD </w:t>
+            </w:r>
+            <w:proofErr w:type="spellStart"/>
+            <w:r>
+              <w:rPr>
+                <w:lang w:val="en-US"/>
+              </w:rPr>
+              <w:t>Refcodes</w:t>
+            </w:r>
+            <w:proofErr w:type="spellEnd"/>
           </w:p>
         </w:tc>
         <w:tc>
@@ -651,12 +667,14 @@
                 <w:lang w:val="en-US"/>
               </w:rPr>
             </w:pPr>
+            <w:proofErr w:type="spellStart"/>
             <w:r>
               <w:rPr>
                 <w:lang w:val="en-US"/>
               </w:rPr>
               <w:t>Study_ID</w:t>
             </w:r>
+            <w:proofErr w:type="spellEnd"/>
           </w:p>
         </w:tc>
         <w:tc>
@@ -716,11 +734,19 @@
                 <w:lang w:val="en-US"/>
               </w:rPr>
             </w:pPr>
-            <w:r>
-              <w:rPr>
-                <w:lang w:val="en-US"/>
-              </w:rPr>
-              <w:t>Study_ID=10, DMACRYS (2.2.0.1)</w:t>
+            <w:proofErr w:type="spellStart"/>
+            <w:r>
+              <w:rPr>
+                <w:lang w:val="en-US"/>
+              </w:rPr>
+              <w:t>Study_ID</w:t>
+            </w:r>
+            <w:proofErr w:type="spellEnd"/>
+            <w:r>
+              <w:rPr>
+                <w:lang w:val="en-US"/>
+              </w:rPr>
+              <w:t>=10, DMACRYS (2.2.0.1)</w:t>
             </w:r>
           </w:p>
         </w:tc>
@@ -743,7 +769,21 @@
               <w:rPr>
                 <w:lang w:val="en-US"/>
               </w:rPr>
-              <w:t>Location on S Drive</w:t>
+              <w:t xml:space="preserve">Location </w:t>
+            </w:r>
+            <w:proofErr w:type="gramStart"/>
+            <w:r>
+              <w:rPr>
+                <w:lang w:val="en-US"/>
+              </w:rPr>
+              <w:t>on</w:t>
+            </w:r>
+            <w:proofErr w:type="gramEnd"/>
+            <w:r>
+              <w:rPr>
+                <w:lang w:val="en-US"/>
+              </w:rPr>
+              <w:t xml:space="preserve"> S Drive</w:t>
             </w:r>
           </w:p>
         </w:tc>
@@ -808,7 +848,23 @@
               <w:rPr>
                 <w:lang w:val="en-US"/>
               </w:rPr>
-              <w:t>GDMA2.2(PCMdielectric3(PBE1PBE/6-31G(d,p))) + FIT</w:t>
+              <w:t>GDMA2.2(PCMdielectric3(PBE1PBE/6-31G(</w:t>
+            </w:r>
+            <w:proofErr w:type="spellStart"/>
+            <w:proofErr w:type="gramStart"/>
+            <w:r>
+              <w:rPr>
+                <w:lang w:val="en-US"/>
+              </w:rPr>
+              <w:t>d,p</w:t>
+            </w:r>
+            <w:proofErr w:type="spellEnd"/>
+            <w:proofErr w:type="gramEnd"/>
+            <w:r>
+              <w:rPr>
+                <w:lang w:val="en-US"/>
+              </w:rPr>
+              <w:t>))) + FIT</w:t>
             </w:r>
           </w:p>
         </w:tc>
@@ -832,8 +888,16 @@
               <w:rPr>
                 <w:lang w:val="es-ES"/>
               </w:rPr>
-              <w:t>Intramolecular Description</w:t>
-            </w:r>
+              <w:t xml:space="preserve">Intramolecular </w:t>
+            </w:r>
+            <w:proofErr w:type="spellStart"/>
+            <w:r>
+              <w:rPr>
+                <w:lang w:val="es-ES"/>
+              </w:rPr>
+              <w:t>Description</w:t>
+            </w:r>
+            <w:proofErr w:type="spellEnd"/>
           </w:p>
         </w:tc>
         <w:tc>
@@ -854,7 +918,23 @@
               <w:rPr>
                 <w:lang w:val="es-ES"/>
               </w:rPr>
-              <w:t>PCM3(PBE0/6-31G(d,p))</w:t>
+              <w:t>PCM3(PBE0/6-31G(</w:t>
+            </w:r>
+            <w:proofErr w:type="spellStart"/>
+            <w:proofErr w:type="gramStart"/>
+            <w:r>
+              <w:rPr>
+                <w:lang w:val="es-ES"/>
+              </w:rPr>
+              <w:t>d,p</w:t>
+            </w:r>
+            <w:proofErr w:type="spellEnd"/>
+            <w:proofErr w:type="gramEnd"/>
+            <w:r>
+              <w:rPr>
+                <w:lang w:val="es-ES"/>
+              </w:rPr>
+              <w:t>))</w:t>
             </w:r>
           </w:p>
         </w:tc>
@@ -919,12 +999,14 @@
                 <w:lang w:val="en-US"/>
               </w:rPr>
             </w:pPr>
+            <w:proofErr w:type="spellStart"/>
             <w:r>
               <w:rPr>
                 <w:lang w:val="en-US"/>
               </w:rPr>
               <w:t>Study_ID</w:t>
             </w:r>
+            <w:proofErr w:type="spellEnd"/>
           </w:p>
         </w:tc>
         <w:tc>
@@ -984,11 +1066,33 @@
                 <w:lang w:val="en-US"/>
               </w:rPr>
             </w:pPr>
-            <w:r>
-              <w:rPr>
-                <w:lang w:val="en-US"/>
-              </w:rPr>
-              <w:t>Study_ID=11, CrystalOptimizer (2.4.m), DMACRYS (2.2.0.1)</w:t>
+            <w:proofErr w:type="spellStart"/>
+            <w:r>
+              <w:rPr>
+                <w:lang w:val="en-US"/>
+              </w:rPr>
+              <w:t>Study_ID</w:t>
+            </w:r>
+            <w:proofErr w:type="spellEnd"/>
+            <w:r>
+              <w:rPr>
+                <w:lang w:val="en-US"/>
+              </w:rPr>
+              <w:t xml:space="preserve">=11, </w:t>
+            </w:r>
+            <w:proofErr w:type="spellStart"/>
+            <w:r>
+              <w:rPr>
+                <w:lang w:val="en-US"/>
+              </w:rPr>
+              <w:t>CrystalOptimizer</w:t>
+            </w:r>
+            <w:proofErr w:type="spellEnd"/>
+            <w:r>
+              <w:rPr>
+                <w:lang w:val="en-US"/>
+              </w:rPr>
+              <w:t xml:space="preserve"> (2.4.m), DMACRYS (2.2.0.1)</w:t>
             </w:r>
           </w:p>
         </w:tc>
@@ -1011,7 +1115,21 @@
               <w:rPr>
                 <w:lang w:val="en-US"/>
               </w:rPr>
-              <w:t>Location on S Drive</w:t>
+              <w:t xml:space="preserve">Location </w:t>
+            </w:r>
+            <w:proofErr w:type="gramStart"/>
+            <w:r>
+              <w:rPr>
+                <w:lang w:val="en-US"/>
+              </w:rPr>
+              <w:t>on</w:t>
+            </w:r>
+            <w:proofErr w:type="gramEnd"/>
+            <w:r>
+              <w:rPr>
+                <w:lang w:val="en-US"/>
+              </w:rPr>
+              <w:t xml:space="preserve"> S Drive</w:t>
             </w:r>
           </w:p>
         </w:tc>
@@ -1032,8 +1150,16 @@
               <w:rPr>
                 <w:lang w:val="en-US"/>
               </w:rPr>
-              <w:t>CHEMISTRY_CPOSS\Mebendazole\A\CrystOpt</w:t>
-            </w:r>
+              <w:t>CHEMISTRY_CPOSS\Mebendazole\A\</w:t>
+            </w:r>
+            <w:proofErr w:type="spellStart"/>
+            <w:r>
+              <w:rPr>
+                <w:lang w:val="en-US"/>
+              </w:rPr>
+              <w:t>CrystOpt</w:t>
+            </w:r>
+            <w:proofErr w:type="spellEnd"/>
           </w:p>
         </w:tc>
       </w:tr>
@@ -1072,11 +1198,35 @@
                 <w:lang w:val="en-US"/>
               </w:rPr>
             </w:pPr>
-            <w:r>
-              <w:rPr>
-                <w:lang w:val="en-US"/>
-              </w:rPr>
-              <w:t>CrystalOptimizer with GDMA2.2(PBE1PBE/6-31G(d,p)) + FIT</w:t>
+            <w:proofErr w:type="spellStart"/>
+            <w:r>
+              <w:rPr>
+                <w:lang w:val="en-US"/>
+              </w:rPr>
+              <w:t>CrystalOptimizer</w:t>
+            </w:r>
+            <w:proofErr w:type="spellEnd"/>
+            <w:r>
+              <w:rPr>
+                <w:lang w:val="en-US"/>
+              </w:rPr>
+              <w:t xml:space="preserve"> with GDMA2.2(PBE1PBE/6-31G(</w:t>
+            </w:r>
+            <w:proofErr w:type="spellStart"/>
+            <w:proofErr w:type="gramStart"/>
+            <w:r>
+              <w:rPr>
+                <w:lang w:val="en-US"/>
+              </w:rPr>
+              <w:t>d,p</w:t>
+            </w:r>
+            <w:proofErr w:type="spellEnd"/>
+            <w:proofErr w:type="gramEnd"/>
+            <w:r>
+              <w:rPr>
+                <w:lang w:val="en-US"/>
+              </w:rPr>
+              <w:t>)) + FIT</w:t>
             </w:r>
           </w:p>
         </w:tc>
@@ -1100,8 +1250,16 @@
               <w:rPr>
                 <w:lang w:val="es-ES"/>
               </w:rPr>
-              <w:t>Intramolecular Description</w:t>
-            </w:r>
+              <w:t xml:space="preserve">Intramolecular </w:t>
+            </w:r>
+            <w:proofErr w:type="spellStart"/>
+            <w:r>
+              <w:rPr>
+                <w:lang w:val="es-ES"/>
+              </w:rPr>
+              <w:t>Description</w:t>
+            </w:r>
+            <w:proofErr w:type="spellEnd"/>
           </w:p>
         </w:tc>
         <w:tc>
@@ -1122,7 +1280,23 @@
               <w:rPr>
                 <w:lang w:val="es-ES"/>
               </w:rPr>
-              <w:t>PBE0/6-31G(d,p)</w:t>
+              <w:t>PBE0/6-31G(</w:t>
+            </w:r>
+            <w:proofErr w:type="spellStart"/>
+            <w:proofErr w:type="gramStart"/>
+            <w:r>
+              <w:rPr>
+                <w:lang w:val="es-ES"/>
+              </w:rPr>
+              <w:t>d,p</w:t>
+            </w:r>
+            <w:proofErr w:type="spellEnd"/>
+            <w:proofErr w:type="gramEnd"/>
+            <w:r>
+              <w:rPr>
+                <w:lang w:val="es-ES"/>
+              </w:rPr>
+              <w:t>)</w:t>
             </w:r>
           </w:p>
         </w:tc>
@@ -1187,12 +1361,14 @@
                 <w:lang w:val="en-US"/>
               </w:rPr>
             </w:pPr>
+            <w:proofErr w:type="spellStart"/>
             <w:r>
               <w:rPr>
                 <w:lang w:val="en-US"/>
               </w:rPr>
               <w:t>Study_ID</w:t>
             </w:r>
+            <w:proofErr w:type="spellEnd"/>
           </w:p>
         </w:tc>
         <w:tc>
@@ -1252,11 +1428,33 @@
                 <w:lang w:val="en-US"/>
               </w:rPr>
             </w:pPr>
-            <w:r>
-              <w:rPr>
-                <w:lang w:val="en-US"/>
-              </w:rPr>
-              <w:t>Study_ID=10, CrystalOptimizer (2.4.m), DMACRYS (2.2.0.1)</w:t>
+            <w:proofErr w:type="spellStart"/>
+            <w:r>
+              <w:rPr>
+                <w:lang w:val="en-US"/>
+              </w:rPr>
+              <w:t>Study_ID</w:t>
+            </w:r>
+            <w:proofErr w:type="spellEnd"/>
+            <w:r>
+              <w:rPr>
+                <w:lang w:val="en-US"/>
+              </w:rPr>
+              <w:t xml:space="preserve">=10, </w:t>
+            </w:r>
+            <w:proofErr w:type="spellStart"/>
+            <w:r>
+              <w:rPr>
+                <w:lang w:val="en-US"/>
+              </w:rPr>
+              <w:t>CrystalOptimizer</w:t>
+            </w:r>
+            <w:proofErr w:type="spellEnd"/>
+            <w:r>
+              <w:rPr>
+                <w:lang w:val="en-US"/>
+              </w:rPr>
+              <w:t xml:space="preserve"> (2.4.m), DMACRYS (2.2.0.1)</w:t>
             </w:r>
           </w:p>
         </w:tc>
@@ -1279,7 +1477,21 @@
               <w:rPr>
                 <w:lang w:val="en-US"/>
               </w:rPr>
-              <w:t>Location on S Drive</w:t>
+              <w:t xml:space="preserve">Location </w:t>
+            </w:r>
+            <w:proofErr w:type="gramStart"/>
+            <w:r>
+              <w:rPr>
+                <w:lang w:val="en-US"/>
+              </w:rPr>
+              <w:t>on</w:t>
+            </w:r>
+            <w:proofErr w:type="gramEnd"/>
+            <w:r>
+              <w:rPr>
+                <w:lang w:val="en-US"/>
+              </w:rPr>
+              <w:t xml:space="preserve"> S Drive</w:t>
             </w:r>
           </w:p>
         </w:tc>
@@ -1340,11 +1552,35 @@
                 <w:lang w:val="en-US"/>
               </w:rPr>
             </w:pPr>
-            <w:r>
-              <w:rPr>
-                <w:lang w:val="en-US"/>
-              </w:rPr>
-              <w:t>CrystalOptimizer with GDMA2.2(PBE1PBE/6-31G(d,p)) + Williams</w:t>
+            <w:proofErr w:type="spellStart"/>
+            <w:r>
+              <w:rPr>
+                <w:lang w:val="en-US"/>
+              </w:rPr>
+              <w:t>CrystalOptimizer</w:t>
+            </w:r>
+            <w:proofErr w:type="spellEnd"/>
+            <w:r>
+              <w:rPr>
+                <w:lang w:val="en-US"/>
+              </w:rPr>
+              <w:t xml:space="preserve"> with GDMA2.2(PBE1PBE/6-31G(</w:t>
+            </w:r>
+            <w:proofErr w:type="spellStart"/>
+            <w:proofErr w:type="gramStart"/>
+            <w:r>
+              <w:rPr>
+                <w:lang w:val="en-US"/>
+              </w:rPr>
+              <w:t>d,p</w:t>
+            </w:r>
+            <w:proofErr w:type="spellEnd"/>
+            <w:proofErr w:type="gramEnd"/>
+            <w:r>
+              <w:rPr>
+                <w:lang w:val="en-US"/>
+              </w:rPr>
+              <w:t>)) + Williams</w:t>
             </w:r>
           </w:p>
         </w:tc>
@@ -1368,8 +1604,16 @@
               <w:rPr>
                 <w:lang w:val="es-ES"/>
               </w:rPr>
-              <w:t>Intramolecular Description</w:t>
-            </w:r>
+              <w:t xml:space="preserve">Intramolecular </w:t>
+            </w:r>
+            <w:proofErr w:type="spellStart"/>
+            <w:r>
+              <w:rPr>
+                <w:lang w:val="es-ES"/>
+              </w:rPr>
+              <w:t>Description</w:t>
+            </w:r>
+            <w:proofErr w:type="spellEnd"/>
           </w:p>
         </w:tc>
         <w:tc>
@@ -1390,7 +1634,23 @@
               <w:rPr>
                 <w:lang w:val="es-ES"/>
               </w:rPr>
-              <w:t>PBE0/6-31G(d,p)</w:t>
+              <w:t>PBE0/6-31G(</w:t>
+            </w:r>
+            <w:proofErr w:type="spellStart"/>
+            <w:proofErr w:type="gramStart"/>
+            <w:r>
+              <w:rPr>
+                <w:lang w:val="es-ES"/>
+              </w:rPr>
+              <w:t>d,p</w:t>
+            </w:r>
+            <w:proofErr w:type="spellEnd"/>
+            <w:proofErr w:type="gramEnd"/>
+            <w:r>
+              <w:rPr>
+                <w:lang w:val="es-ES"/>
+              </w:rPr>
+              <w:t>)</w:t>
             </w:r>
           </w:p>
         </w:tc>
@@ -1455,12 +1715,14 @@
                 <w:lang w:val="en-US"/>
               </w:rPr>
             </w:pPr>
+            <w:proofErr w:type="spellStart"/>
             <w:r>
               <w:rPr>
                 <w:lang w:val="en-US"/>
               </w:rPr>
               <w:t>Study_ID</w:t>
             </w:r>
+            <w:proofErr w:type="spellEnd"/>
           </w:p>
         </w:tc>
         <w:tc>
@@ -1524,7 +1786,35 @@
               <w:rPr>
                 <w:lang w:val="en-US"/>
               </w:rPr>
-              <w:t>Flexible CrystalPredictor (1.8), CrystalOptimizer single iteration (2.4.m), DMACRYS (2.2.0.1)</w:t>
+              <w:t xml:space="preserve">Flexible </w:t>
+            </w:r>
+            <w:proofErr w:type="spellStart"/>
+            <w:r>
+              <w:rPr>
+                <w:lang w:val="en-US"/>
+              </w:rPr>
+              <w:t>CrystalPredictor</w:t>
+            </w:r>
+            <w:proofErr w:type="spellEnd"/>
+            <w:r>
+              <w:rPr>
+                <w:lang w:val="en-US"/>
+              </w:rPr>
+              <w:t xml:space="preserve"> (1.8), </w:t>
+            </w:r>
+            <w:proofErr w:type="spellStart"/>
+            <w:r>
+              <w:rPr>
+                <w:lang w:val="en-US"/>
+              </w:rPr>
+              <w:t>CrystalOptimizer</w:t>
+            </w:r>
+            <w:proofErr w:type="spellEnd"/>
+            <w:r>
+              <w:rPr>
+                <w:lang w:val="en-US"/>
+              </w:rPr>
+              <w:t xml:space="preserve"> single iteration (2.4.m), DMACRYS (2.2.0.1)</w:t>
             </w:r>
           </w:p>
         </w:tc>
@@ -1547,7 +1837,21 @@
               <w:rPr>
                 <w:lang w:val="en-US"/>
               </w:rPr>
-              <w:t>Location on S Drive</w:t>
+              <w:t xml:space="preserve">Location </w:t>
+            </w:r>
+            <w:proofErr w:type="gramStart"/>
+            <w:r>
+              <w:rPr>
+                <w:lang w:val="en-US"/>
+              </w:rPr>
+              <w:t>on</w:t>
+            </w:r>
+            <w:proofErr w:type="gramEnd"/>
+            <w:r>
+              <w:rPr>
+                <w:lang w:val="en-US"/>
+              </w:rPr>
+              <w:t xml:space="preserve"> S Drive</w:t>
             </w:r>
           </w:p>
         </w:tc>
@@ -1568,7 +1872,21 @@
               <w:rPr>
                 <w:lang w:val="en-US"/>
               </w:rPr>
-              <w:t>CHEMISTRY_CPOSS\Mebendazole\SingleIterationCO\A</w:t>
+              <w:t>CHEMISTRY_CPOSS\Mebendazole\</w:t>
+            </w:r>
+            <w:proofErr w:type="spellStart"/>
+            <w:r>
+              <w:rPr>
+                <w:lang w:val="en-US"/>
+              </w:rPr>
+              <w:t>SingleIterationCO</w:t>
+            </w:r>
+            <w:proofErr w:type="spellEnd"/>
+            <w:r>
+              <w:rPr>
+                <w:lang w:val="en-US"/>
+              </w:rPr>
+              <w:t>\A</w:t>
             </w:r>
           </w:p>
         </w:tc>
@@ -1608,11 +1926,35 @@
                 <w:lang w:val="en-US"/>
               </w:rPr>
             </w:pPr>
-            <w:r>
-              <w:rPr>
-                <w:lang w:val="en-US"/>
-              </w:rPr>
-              <w:t>CrystalOptimizer with GDMA2.2(PBE1PBE/6-31G(d,p)) + FIT</w:t>
+            <w:proofErr w:type="spellStart"/>
+            <w:r>
+              <w:rPr>
+                <w:lang w:val="en-US"/>
+              </w:rPr>
+              <w:t>CrystalOptimizer</w:t>
+            </w:r>
+            <w:proofErr w:type="spellEnd"/>
+            <w:r>
+              <w:rPr>
+                <w:lang w:val="en-US"/>
+              </w:rPr>
+              <w:t xml:space="preserve"> with GDMA2.2(PBE1PBE/6-31G(</w:t>
+            </w:r>
+            <w:proofErr w:type="spellStart"/>
+            <w:proofErr w:type="gramStart"/>
+            <w:r>
+              <w:rPr>
+                <w:lang w:val="en-US"/>
+              </w:rPr>
+              <w:t>d,p</w:t>
+            </w:r>
+            <w:proofErr w:type="spellEnd"/>
+            <w:proofErr w:type="gramEnd"/>
+            <w:r>
+              <w:rPr>
+                <w:lang w:val="en-US"/>
+              </w:rPr>
+              <w:t>)) + FIT</w:t>
             </w:r>
           </w:p>
         </w:tc>
@@ -1636,8 +1978,16 @@
               <w:rPr>
                 <w:lang w:val="es-ES"/>
               </w:rPr>
-              <w:t>Intramolecular Description</w:t>
-            </w:r>
+              <w:t xml:space="preserve">Intramolecular </w:t>
+            </w:r>
+            <w:proofErr w:type="spellStart"/>
+            <w:r>
+              <w:rPr>
+                <w:lang w:val="es-ES"/>
+              </w:rPr>
+              <w:t>Description</w:t>
+            </w:r>
+            <w:proofErr w:type="spellEnd"/>
           </w:p>
         </w:tc>
         <w:tc>
@@ -1658,7 +2008,23 @@
               <w:rPr>
                 <w:lang w:val="es-ES"/>
               </w:rPr>
-              <w:t>PBE0/6-31G(d,p)</w:t>
+              <w:t>PBE0/6-31G(</w:t>
+            </w:r>
+            <w:proofErr w:type="spellStart"/>
+            <w:proofErr w:type="gramStart"/>
+            <w:r>
+              <w:rPr>
+                <w:lang w:val="es-ES"/>
+              </w:rPr>
+              <w:t>d,p</w:t>
+            </w:r>
+            <w:proofErr w:type="spellEnd"/>
+            <w:proofErr w:type="gramEnd"/>
+            <w:r>
+              <w:rPr>
+                <w:lang w:val="es-ES"/>
+              </w:rPr>
+              <w:t>)</w:t>
             </w:r>
           </w:p>
         </w:tc>
@@ -1938,12 +2304,14 @@
                 <w:lang w:val="en-US"/>
               </w:rPr>
             </w:pPr>
+            <w:proofErr w:type="spellStart"/>
             <w:r>
               <w:rPr>
                 <w:lang w:val="en-US"/>
               </w:rPr>
               <w:t>Study_ID</w:t>
             </w:r>
+            <w:proofErr w:type="spellEnd"/>
           </w:p>
         </w:tc>
         <w:tc>
@@ -2007,7 +2375,21 @@
               <w:rPr>
                 <w:lang w:val="en-US"/>
               </w:rPr>
-              <w:t>Rigid CrystalPredictor, DFTB3-D3, DMACRYS (2.2.0.1)</w:t>
+              <w:t xml:space="preserve">Rigid </w:t>
+            </w:r>
+            <w:proofErr w:type="spellStart"/>
+            <w:r>
+              <w:rPr>
+                <w:lang w:val="en-US"/>
+              </w:rPr>
+              <w:t>CrystalPredictor</w:t>
+            </w:r>
+            <w:proofErr w:type="spellEnd"/>
+            <w:r>
+              <w:rPr>
+                <w:lang w:val="en-US"/>
+              </w:rPr>
+              <w:t>, DFTB3-D3, DMACRYS (2.2.0.1)</w:t>
             </w:r>
           </w:p>
         </w:tc>
@@ -2030,7 +2412,21 @@
               <w:rPr>
                 <w:lang w:val="en-US"/>
               </w:rPr>
-              <w:t>Location on S Drive</w:t>
+              <w:t xml:space="preserve">Location </w:t>
+            </w:r>
+            <w:proofErr w:type="gramStart"/>
+            <w:r>
+              <w:rPr>
+                <w:lang w:val="en-US"/>
+              </w:rPr>
+              <w:t>on</w:t>
+            </w:r>
+            <w:proofErr w:type="gramEnd"/>
+            <w:r>
+              <w:rPr>
+                <w:lang w:val="en-US"/>
+              </w:rPr>
+              <w:t xml:space="preserve"> S Drive</w:t>
             </w:r>
           </w:p>
         </w:tc>
@@ -2051,8 +2447,30 @@
               <w:rPr>
                 <w:lang w:val="en-US"/>
               </w:rPr>
-              <w:t>\CHEMISTRY_CPOSS\LucasSearches\MebendazoleA</w:t>
-            </w:r>
+              <w:t>\CHEMISTRY_CPOSS\</w:t>
+            </w:r>
+            <w:proofErr w:type="spellStart"/>
+            <w:r>
+              <w:rPr>
+                <w:lang w:val="en-US"/>
+              </w:rPr>
+              <w:t>LucasSearches</w:t>
+            </w:r>
+            <w:proofErr w:type="spellEnd"/>
+            <w:r>
+              <w:rPr>
+                <w:lang w:val="en-US"/>
+              </w:rPr>
+              <w:t>\</w:t>
+            </w:r>
+            <w:proofErr w:type="spellStart"/>
+            <w:r>
+              <w:rPr>
+                <w:lang w:val="en-US"/>
+              </w:rPr>
+              <w:t>MebendazoleA</w:t>
+            </w:r>
+            <w:proofErr w:type="spellEnd"/>
           </w:p>
         </w:tc>
       </w:tr>
@@ -2091,11 +2509,35 @@
                 <w:lang w:val="en-US"/>
               </w:rPr>
             </w:pPr>
-            <w:r>
-              <w:rPr>
-                <w:lang w:val="en-US"/>
-              </w:rPr>
-              <w:t>CrystalPredictor, followed by DFTB3-D3 refinement, followed by DMACRYS with GDMA2.2(PBE0/6-31G(d,p)) + FIT</w:t>
+            <w:proofErr w:type="spellStart"/>
+            <w:r>
+              <w:rPr>
+                <w:lang w:val="en-US"/>
+              </w:rPr>
+              <w:t>CrystalPredictor</w:t>
+            </w:r>
+            <w:proofErr w:type="spellEnd"/>
+            <w:r>
+              <w:rPr>
+                <w:lang w:val="en-US"/>
+              </w:rPr>
+              <w:t>, followed by DFTB3-D3 refinement, followed by DMACRYS with GDMA2.2(PBE0/6-31G(</w:t>
+            </w:r>
+            <w:proofErr w:type="spellStart"/>
+            <w:proofErr w:type="gramStart"/>
+            <w:r>
+              <w:rPr>
+                <w:lang w:val="en-US"/>
+              </w:rPr>
+              <w:t>d,p</w:t>
+            </w:r>
+            <w:proofErr w:type="spellEnd"/>
+            <w:proofErr w:type="gramEnd"/>
+            <w:r>
+              <w:rPr>
+                <w:lang w:val="en-US"/>
+              </w:rPr>
+              <w:t>)) + FIT</w:t>
             </w:r>
           </w:p>
         </w:tc>
@@ -2119,8 +2561,16 @@
               <w:rPr>
                 <w:lang w:val="es-ES"/>
               </w:rPr>
-              <w:t>Intramolecular Description</w:t>
-            </w:r>
+              <w:t xml:space="preserve">Intramolecular </w:t>
+            </w:r>
+            <w:proofErr w:type="spellStart"/>
+            <w:r>
+              <w:rPr>
+                <w:lang w:val="es-ES"/>
+              </w:rPr>
+              <w:t>Description</w:t>
+            </w:r>
+            <w:proofErr w:type="spellEnd"/>
           </w:p>
         </w:tc>
         <w:tc>
@@ -2141,7 +2591,23 @@
               <w:rPr>
                 <w:lang w:val="es-ES"/>
               </w:rPr>
-              <w:t>PBE0/6-31G(d,p)</w:t>
+              <w:t>PBE0/6-31G(</w:t>
+            </w:r>
+            <w:proofErr w:type="spellStart"/>
+            <w:proofErr w:type="gramStart"/>
+            <w:r>
+              <w:rPr>
+                <w:lang w:val="es-ES"/>
+              </w:rPr>
+              <w:t>d,p</w:t>
+            </w:r>
+            <w:proofErr w:type="spellEnd"/>
+            <w:proofErr w:type="gramEnd"/>
+            <w:r>
+              <w:rPr>
+                <w:lang w:val="es-ES"/>
+              </w:rPr>
+              <w:t>)</w:t>
             </w:r>
           </w:p>
         </w:tc>
@@ -2355,8 +2821,13 @@
               </w:rPr>
             </w:pPr>
             <w:r>
-              <w:t>Methyl (5-benzoyl-1H-benzimidazol-2-yl)carbamate</w:t>
-            </w:r>
+              <w:t>Methyl (5-benzoyl-1H-benzimidazol-2-</w:t>
+            </w:r>
+            <w:proofErr w:type="gramStart"/>
+            <w:r>
+              <w:t>yl)carbamate</w:t>
+            </w:r>
+            <w:proofErr w:type="gramEnd"/>
           </w:p>
         </w:tc>
       </w:tr>
@@ -2377,8 +2848,13 @@
               </w:rPr>
             </w:pPr>
             <w:r>
-              <w:t>CSD Refcodes</w:t>
-            </w:r>
+              <w:t xml:space="preserve">CSD </w:t>
+            </w:r>
+            <w:proofErr w:type="spellStart"/>
+            <w:r>
+              <w:t>Refcodes</w:t>
+            </w:r>
+            <w:proofErr w:type="spellEnd"/>
           </w:p>
         </w:tc>
         <w:tc>
@@ -2665,9 +3141,11 @@
                 <w:lang w:val="es-ES"/>
               </w:rPr>
             </w:pPr>
+            <w:proofErr w:type="spellStart"/>
             <w:r>
               <w:t>Study_ID</w:t>
             </w:r>
+            <w:proofErr w:type="spellEnd"/>
           </w:p>
         </w:tc>
         <w:tc>
@@ -2727,8 +3205,13 @@
                 <w:lang w:val="es-ES"/>
               </w:rPr>
             </w:pPr>
-            <w:r>
-              <w:t>Study_ID=10, DMACRYS (2.2.0.1)</w:t>
+            <w:proofErr w:type="spellStart"/>
+            <w:r>
+              <w:t>Study_ID</w:t>
+            </w:r>
+            <w:proofErr w:type="spellEnd"/>
+            <w:r>
+              <w:t>=10, DMACRYS (2.2.0.1)</w:t>
             </w:r>
           </w:p>
         </w:tc>
@@ -2802,7 +3285,17 @@
           </w:tcPr>
           <w:p>
             <w:r>
-              <w:t>GDMA2.2(PCMdielectric3(PBE1PBE/6-31G(d,p))) + FIT</w:t>
+              <w:t>GDMA2.2(PCMdielectric3(PBE1PBE/6-31G(</w:t>
+            </w:r>
+            <w:proofErr w:type="spellStart"/>
+            <w:proofErr w:type="gramStart"/>
+            <w:r>
+              <w:t>d,p</w:t>
+            </w:r>
+            <w:proofErr w:type="spellEnd"/>
+            <w:proofErr w:type="gramEnd"/>
+            <w:r>
+              <w:t>))) + FIT</w:t>
             </w:r>
           </w:p>
         </w:tc>
@@ -2827,8 +3320,16 @@
               <w:rPr>
                 <w:lang w:val="es-ES"/>
               </w:rPr>
-              <w:t>Intramolecular Description</w:t>
-            </w:r>
+              <w:t xml:space="preserve">Intramolecular </w:t>
+            </w:r>
+            <w:proofErr w:type="spellStart"/>
+            <w:r>
+              <w:rPr>
+                <w:lang w:val="es-ES"/>
+              </w:rPr>
+              <w:t>Description</w:t>
+            </w:r>
+            <w:proofErr w:type="spellEnd"/>
           </w:p>
         </w:tc>
         <w:tc>
@@ -2850,7 +3351,23 @@
               <w:rPr>
                 <w:lang w:val="es-ES"/>
               </w:rPr>
-              <w:t>PCM3(PBE0/6-31G(d,p))</w:t>
+              <w:t>PCM3(PBE0/6-31G(</w:t>
+            </w:r>
+            <w:proofErr w:type="spellStart"/>
+            <w:proofErr w:type="gramStart"/>
+            <w:r>
+              <w:rPr>
+                <w:lang w:val="es-ES"/>
+              </w:rPr>
+              <w:t>d,p</w:t>
+            </w:r>
+            <w:proofErr w:type="spellEnd"/>
+            <w:proofErr w:type="gramEnd"/>
+            <w:r>
+              <w:rPr>
+                <w:lang w:val="es-ES"/>
+              </w:rPr>
+              <w:t>))</w:t>
             </w:r>
           </w:p>
         </w:tc>
@@ -2913,9 +3430,11 @@
                 <w:lang w:val="es-ES"/>
               </w:rPr>
             </w:pPr>
+            <w:proofErr w:type="spellStart"/>
             <w:r>
               <w:t>Study_ID</w:t>
             </w:r>
+            <w:proofErr w:type="spellEnd"/>
           </w:p>
         </w:tc>
         <w:tc>
@@ -2970,8 +3489,21 @@
             </w:tcBorders>
           </w:tcPr>
           <w:p>
-            <w:r>
-              <w:t>Study_ID=11, CrystalOptimizer (2.4.m), DMACRYS (2.2.0.1)</w:t>
+            <w:proofErr w:type="spellStart"/>
+            <w:r>
+              <w:t>Study_ID</w:t>
+            </w:r>
+            <w:proofErr w:type="spellEnd"/>
+            <w:r>
+              <w:t xml:space="preserve">=11, </w:t>
+            </w:r>
+            <w:proofErr w:type="spellStart"/>
+            <w:r>
+              <w:t>CrystalOptimizer</w:t>
+            </w:r>
+            <w:proofErr w:type="spellEnd"/>
+            <w:r>
+              <w:t xml:space="preserve"> (2.4.m), DMACRYS (2.2.0.1)</w:t>
             </w:r>
           </w:p>
         </w:tc>
@@ -3008,8 +3540,13 @@
           </w:tcPr>
           <w:p>
             <w:r>
-              <w:t>CHEMISTRY_CPOSS\Mebendazole\C\CrystOpt</w:t>
-            </w:r>
+              <w:t>CHEMISTRY_CPOSS\Mebendazole\C\</w:t>
+            </w:r>
+            <w:proofErr w:type="spellStart"/>
+            <w:r>
+              <w:t>CrystOpt</w:t>
+            </w:r>
+            <w:proofErr w:type="spellEnd"/>
           </w:p>
         </w:tc>
       </w:tr>
@@ -3044,8 +3581,23 @@
             </w:tcBorders>
           </w:tcPr>
           <w:p>
-            <w:r>
-              <w:t>CrystalOptimizer with GDMA2.2(PBE1PBE/6-31G(d,p)) + FIT</w:t>
+            <w:proofErr w:type="spellStart"/>
+            <w:r>
+              <w:t>CrystalOptimizer</w:t>
+            </w:r>
+            <w:proofErr w:type="spellEnd"/>
+            <w:r>
+              <w:t xml:space="preserve"> with GDMA2.2(PBE1PBE/6-31G(</w:t>
+            </w:r>
+            <w:proofErr w:type="spellStart"/>
+            <w:proofErr w:type="gramStart"/>
+            <w:r>
+              <w:t>d,p</w:t>
+            </w:r>
+            <w:proofErr w:type="spellEnd"/>
+            <w:proofErr w:type="gramEnd"/>
+            <w:r>
+              <w:t>)) + FIT</w:t>
             </w:r>
           </w:p>
         </w:tc>
@@ -3070,8 +3622,16 @@
               <w:rPr>
                 <w:lang w:val="es-ES"/>
               </w:rPr>
-              <w:t>Intramolecular Description</w:t>
-            </w:r>
+              <w:t xml:space="preserve">Intramolecular </w:t>
+            </w:r>
+            <w:proofErr w:type="spellStart"/>
+            <w:r>
+              <w:rPr>
+                <w:lang w:val="es-ES"/>
+              </w:rPr>
+              <w:t>Description</w:t>
+            </w:r>
+            <w:proofErr w:type="spellEnd"/>
           </w:p>
         </w:tc>
         <w:tc>
@@ -3093,7 +3653,23 @@
               <w:rPr>
                 <w:lang w:val="es-ES"/>
               </w:rPr>
-              <w:t>PBE0/6-31G(d,p)</w:t>
+              <w:t>PBE0/6-31G(</w:t>
+            </w:r>
+            <w:proofErr w:type="spellStart"/>
+            <w:proofErr w:type="gramStart"/>
+            <w:r>
+              <w:rPr>
+                <w:lang w:val="es-ES"/>
+              </w:rPr>
+              <w:t>d,p</w:t>
+            </w:r>
+            <w:proofErr w:type="spellEnd"/>
+            <w:proofErr w:type="gramEnd"/>
+            <w:r>
+              <w:rPr>
+                <w:lang w:val="es-ES"/>
+              </w:rPr>
+              <w:t>)</w:t>
             </w:r>
           </w:p>
         </w:tc>
@@ -3156,9 +3732,11 @@
                 <w:lang w:val="es-ES"/>
               </w:rPr>
             </w:pPr>
+            <w:proofErr w:type="spellStart"/>
             <w:r>
               <w:t>Study_ID</w:t>
             </w:r>
+            <w:proofErr w:type="spellEnd"/>
           </w:p>
         </w:tc>
         <w:tc>
@@ -3213,8 +3791,21 @@
             </w:tcBorders>
           </w:tcPr>
           <w:p>
-            <w:r>
-              <w:t>Study_ID=10, CrystalOptimizer (2.4.m), DMACRYS (2.2.0.1)</w:t>
+            <w:proofErr w:type="spellStart"/>
+            <w:r>
+              <w:t>Study_ID</w:t>
+            </w:r>
+            <w:proofErr w:type="spellEnd"/>
+            <w:r>
+              <w:t xml:space="preserve">=10, </w:t>
+            </w:r>
+            <w:proofErr w:type="spellStart"/>
+            <w:r>
+              <w:t>CrystalOptimizer</w:t>
+            </w:r>
+            <w:proofErr w:type="spellEnd"/>
+            <w:r>
+              <w:t xml:space="preserve"> (2.4.m), DMACRYS (2.2.0.1)</w:t>
             </w:r>
           </w:p>
         </w:tc>
@@ -3287,8 +3878,23 @@
             </w:tcBorders>
           </w:tcPr>
           <w:p>
-            <w:r>
-              <w:t>CrystalOptimizer with GDMA2.2(PBE1PBE/6-31G(d,p)) + Williams</w:t>
+            <w:proofErr w:type="spellStart"/>
+            <w:r>
+              <w:t>CrystalOptimizer</w:t>
+            </w:r>
+            <w:proofErr w:type="spellEnd"/>
+            <w:r>
+              <w:t xml:space="preserve"> with GDMA2.2(PBE1PBE/6-31G(</w:t>
+            </w:r>
+            <w:proofErr w:type="spellStart"/>
+            <w:proofErr w:type="gramStart"/>
+            <w:r>
+              <w:t>d,p</w:t>
+            </w:r>
+            <w:proofErr w:type="spellEnd"/>
+            <w:proofErr w:type="gramEnd"/>
+            <w:r>
+              <w:t>)) + Williams</w:t>
             </w:r>
           </w:p>
         </w:tc>
@@ -3313,8 +3919,16 @@
               <w:rPr>
                 <w:lang w:val="es-ES"/>
               </w:rPr>
-              <w:t>Intramolecular Description</w:t>
-            </w:r>
+              <w:t xml:space="preserve">Intramolecular </w:t>
+            </w:r>
+            <w:proofErr w:type="spellStart"/>
+            <w:r>
+              <w:rPr>
+                <w:lang w:val="es-ES"/>
+              </w:rPr>
+              <w:t>Description</w:t>
+            </w:r>
+            <w:proofErr w:type="spellEnd"/>
           </w:p>
         </w:tc>
         <w:tc>
@@ -3336,7 +3950,23 @@
               <w:rPr>
                 <w:lang w:val="es-ES"/>
               </w:rPr>
-              <w:t>PBE0/6-31G(d,p)</w:t>
+              <w:t>PBE0/6-31G(</w:t>
+            </w:r>
+            <w:proofErr w:type="spellStart"/>
+            <w:proofErr w:type="gramStart"/>
+            <w:r>
+              <w:rPr>
+                <w:lang w:val="es-ES"/>
+              </w:rPr>
+              <w:t>d,p</w:t>
+            </w:r>
+            <w:proofErr w:type="spellEnd"/>
+            <w:proofErr w:type="gramEnd"/>
+            <w:r>
+              <w:rPr>
+                <w:lang w:val="es-ES"/>
+              </w:rPr>
+              <w:t>)</w:t>
             </w:r>
           </w:p>
         </w:tc>
@@ -3399,9 +4029,11 @@
                 <w:lang w:val="es-ES"/>
               </w:rPr>
             </w:pPr>
+            <w:proofErr w:type="spellStart"/>
             <w:r>
               <w:t>Study_ID</w:t>
             </w:r>
+            <w:proofErr w:type="spellEnd"/>
           </w:p>
         </w:tc>
         <w:tc>
@@ -3457,7 +4089,23 @@
           </w:tcPr>
           <w:p>
             <w:r>
-              <w:t>Flexible CrystalPredictor (1.8), CrystalOptimizer single iteration (2.4.m), DMACRYS (2.2.0.1)</w:t>
+              <w:t xml:space="preserve">Flexible </w:t>
+            </w:r>
+            <w:proofErr w:type="spellStart"/>
+            <w:r>
+              <w:t>CrystalPredictor</w:t>
+            </w:r>
+            <w:proofErr w:type="spellEnd"/>
+            <w:r>
+              <w:t xml:space="preserve"> (1.8), </w:t>
+            </w:r>
+            <w:proofErr w:type="spellStart"/>
+            <w:r>
+              <w:t>CrystalOptimizer</w:t>
+            </w:r>
+            <w:proofErr w:type="spellEnd"/>
+            <w:r>
+              <w:t xml:space="preserve"> single iteration (2.4.m), DMACRYS (2.2.0.1)</w:t>
             </w:r>
           </w:p>
         </w:tc>
@@ -3494,7 +4142,15 @@
           </w:tcPr>
           <w:p>
             <w:r>
-              <w:t>CHEMISTRY_CPOSS\Mebendazole\SingleIterationCO\C</w:t>
+              <w:t>CHEMISTRY_CPOSS\Mebendazole\</w:t>
+            </w:r>
+            <w:proofErr w:type="spellStart"/>
+            <w:r>
+              <w:t>SingleIterationCO</w:t>
+            </w:r>
+            <w:proofErr w:type="spellEnd"/>
+            <w:r>
+              <w:t>\C</w:t>
             </w:r>
           </w:p>
         </w:tc>
@@ -3530,8 +4186,23 @@
             </w:tcBorders>
           </w:tcPr>
           <w:p>
-            <w:r>
-              <w:t>CrystalOptimizer with GDMA2.2(PBE1PBE/6-31G(d,p)) + FIT</w:t>
+            <w:proofErr w:type="spellStart"/>
+            <w:r>
+              <w:t>CrystalOptimizer</w:t>
+            </w:r>
+            <w:proofErr w:type="spellEnd"/>
+            <w:r>
+              <w:t xml:space="preserve"> with GDMA2.2(PBE1PBE/6-31G(</w:t>
+            </w:r>
+            <w:proofErr w:type="spellStart"/>
+            <w:proofErr w:type="gramStart"/>
+            <w:r>
+              <w:t>d,p</w:t>
+            </w:r>
+            <w:proofErr w:type="spellEnd"/>
+            <w:proofErr w:type="gramEnd"/>
+            <w:r>
+              <w:t>)) + FIT</w:t>
             </w:r>
           </w:p>
         </w:tc>
@@ -3556,8 +4227,16 @@
               <w:rPr>
                 <w:lang w:val="es-ES"/>
               </w:rPr>
-              <w:t>Intramolecular Description</w:t>
-            </w:r>
+              <w:t xml:space="preserve">Intramolecular </w:t>
+            </w:r>
+            <w:proofErr w:type="spellStart"/>
+            <w:r>
+              <w:rPr>
+                <w:lang w:val="es-ES"/>
+              </w:rPr>
+              <w:t>Description</w:t>
+            </w:r>
+            <w:proofErr w:type="spellEnd"/>
           </w:p>
         </w:tc>
         <w:tc>
@@ -3579,7 +4258,23 @@
               <w:rPr>
                 <w:lang w:val="es-ES"/>
               </w:rPr>
-              <w:t>PBE0/6-31G(d,p)</w:t>
+              <w:t>PBE0/6-31G(</w:t>
+            </w:r>
+            <w:proofErr w:type="spellStart"/>
+            <w:proofErr w:type="gramStart"/>
+            <w:r>
+              <w:rPr>
+                <w:lang w:val="es-ES"/>
+              </w:rPr>
+              <w:t>d,p</w:t>
+            </w:r>
+            <w:proofErr w:type="spellEnd"/>
+            <w:proofErr w:type="gramEnd"/>
+            <w:r>
+              <w:rPr>
+                <w:lang w:val="es-ES"/>
+              </w:rPr>
+              <w:t>)</w:t>
             </w:r>
           </w:p>
         </w:tc>
@@ -3839,9 +4534,11 @@
                 <w:lang w:val="es-ES"/>
               </w:rPr>
             </w:pPr>
+            <w:proofErr w:type="spellStart"/>
             <w:r>
               <w:t>Study_ID</w:t>
             </w:r>
+            <w:proofErr w:type="spellEnd"/>
           </w:p>
         </w:tc>
         <w:tc>
@@ -3898,7 +4595,15 @@
           </w:tcPr>
           <w:p>
             <w:r>
-              <w:t>Rigid CrystalPredictor, DFTB3-D3, DMACRYS (2.2.0.1)</w:t>
+              <w:t xml:space="preserve">Rigid </w:t>
+            </w:r>
+            <w:proofErr w:type="spellStart"/>
+            <w:r>
+              <w:t>CrystalPredictor</w:t>
+            </w:r>
+            <w:proofErr w:type="spellEnd"/>
+            <w:r>
+              <w:t>, DFTB3-D3, DMACRYS (2.2.0.1)</w:t>
             </w:r>
           </w:p>
         </w:tc>
@@ -3940,8 +4645,21 @@
               </w:rPr>
             </w:pPr>
             <w:r>
-              <w:t>\CHEMISTRY_CPOSS\LucasSearches\MebendazoleC</w:t>
-            </w:r>
+              <w:t>\CHEMISTRY_CPOSS\</w:t>
+            </w:r>
+            <w:proofErr w:type="spellStart"/>
+            <w:r>
+              <w:t>LucasSearches</w:t>
+            </w:r>
+            <w:proofErr w:type="spellEnd"/>
+            <w:r>
+              <w:t>\</w:t>
+            </w:r>
+            <w:proofErr w:type="spellStart"/>
+            <w:r>
+              <w:t>MebendazoleC</w:t>
+            </w:r>
+            <w:proofErr w:type="spellEnd"/>
           </w:p>
         </w:tc>
       </w:tr>
@@ -3976,8 +4694,23 @@
             </w:tcBorders>
           </w:tcPr>
           <w:p>
-            <w:r>
-              <w:t>CrystalPredictor, followed by DFTB3-D3 refinement, followed by DMACRYS with GDMA2.2(PBE0/6-31G(d,p)) + FIT</w:t>
+            <w:proofErr w:type="spellStart"/>
+            <w:r>
+              <w:t>CrystalPredictor</w:t>
+            </w:r>
+            <w:proofErr w:type="spellEnd"/>
+            <w:r>
+              <w:t>, followed by DFTB3-D3 refinement, followed by DMACRYS with GDMA2.2(PBE0/6-31G(</w:t>
+            </w:r>
+            <w:proofErr w:type="spellStart"/>
+            <w:proofErr w:type="gramStart"/>
+            <w:r>
+              <w:t>d,p</w:t>
+            </w:r>
+            <w:proofErr w:type="spellEnd"/>
+            <w:proofErr w:type="gramEnd"/>
+            <w:r>
+              <w:t>)) + FIT</w:t>
             </w:r>
           </w:p>
         </w:tc>
@@ -4002,8 +4735,16 @@
               <w:rPr>
                 <w:lang w:val="es-ES"/>
               </w:rPr>
-              <w:t>Intramolecular Description</w:t>
-            </w:r>
+              <w:t xml:space="preserve">Intramolecular </w:t>
+            </w:r>
+            <w:proofErr w:type="spellStart"/>
+            <w:r>
+              <w:rPr>
+                <w:lang w:val="es-ES"/>
+              </w:rPr>
+              <w:t>Description</w:t>
+            </w:r>
+            <w:proofErr w:type="spellEnd"/>
           </w:p>
         </w:tc>
         <w:tc>
@@ -4025,7 +4766,23 @@
               <w:rPr>
                 <w:lang w:val="es-ES"/>
               </w:rPr>
-              <w:t>PBE0/6-31G(d,p)</w:t>
+              <w:t>PBE0/6-31G(</w:t>
+            </w:r>
+            <w:proofErr w:type="spellStart"/>
+            <w:proofErr w:type="gramStart"/>
+            <w:r>
+              <w:rPr>
+                <w:lang w:val="es-ES"/>
+              </w:rPr>
+              <w:t>d,p</w:t>
+            </w:r>
+            <w:proofErr w:type="spellEnd"/>
+            <w:proofErr w:type="gramEnd"/>
+            <w:r>
+              <w:rPr>
+                <w:lang w:val="es-ES"/>
+              </w:rPr>
+              <w:t>)</w:t>
             </w:r>
           </w:p>
         </w:tc>
@@ -4297,7 +5054,31 @@
         <w:t>) Mebendazole C</w:t>
       </w:r>
       <w:r>
-        <w:t>; (left) PCM Study_ID=30 and (right) ConformerGenerator search Study_ID=60.</w:t>
+        <w:t xml:space="preserve">; (left) PCM </w:t>
+      </w:r>
+      <w:proofErr w:type="spellStart"/>
+      <w:r>
+        <w:t>Study_ID</w:t>
+      </w:r>
+      <w:proofErr w:type="spellEnd"/>
+      <w:r>
+        <w:t xml:space="preserve">=30 and (right) </w:t>
+      </w:r>
+      <w:proofErr w:type="spellStart"/>
+      <w:r>
+        <w:t>ConformerGenerator</w:t>
+      </w:r>
+      <w:proofErr w:type="spellEnd"/>
+      <w:r>
+        <w:t xml:space="preserve"> search </w:t>
+      </w:r>
+      <w:proofErr w:type="spellStart"/>
+      <w:r>
+        <w:t>Study_ID</w:t>
+      </w:r>
+      <w:proofErr w:type="spellEnd"/>
+      <w:r>
+        <w:t>=60.</w:t>
       </w:r>
     </w:p>
     <w:p>
